--- a/datasets/production-like-corpus/corpus/finance/FIN-003_2026_Nova_AI_Summit_差旅标准临时调整通知.docx
+++ b/datasets/production-like-corpus/corpus/finance/FIN-003_2026_Nova_AI_Summit_差旅标准临时调整通知.docx
@@ -102,57 +102,6 @@
                 <w:rFonts w:ascii="Microsoft YaHei" w:hAnsi="Microsoft YaHei"/>
                 <w:sz w:val="18"/>
               </w:rPr>
-              <w:t>文档ID</w:t>
-            </w:r>
-          </w:p>
-        </w:tc>
-        <w:tc>
-          <w:tcPr>
-            <w:tcW w:type="dxa" w:w="6520"/>
-            <w:vAlign w:val="center"/>
-            <w:tcMar>
-              <w:top w:w="100" w:type="dxa"/>
-              <w:start w:w="120" w:type="dxa"/>
-              <w:bottom w:w="100" w:type="dxa"/>
-              <w:end w:w="120" w:type="dxa"/>
-            </w:tcMar>
-          </w:tcPr>
-          <w:p>
-            <w:pPr>
-              <w:spacing w:after="20"/>
-            </w:pPr>
-            <w:r>
-              <w:rPr>
-                <w:rFonts w:ascii="Microsoft YaHei" w:hAnsi="Microsoft YaHei"/>
-                <w:sz w:val="18"/>
-              </w:rPr>
-              <w:t>FIN-003</w:t>
-            </w:r>
-          </w:p>
-        </w:tc>
-      </w:tr>
-      <w:tr>
-        <w:tc>
-          <w:tcPr>
-            <w:tcW w:type="dxa" w:w="2268"/>
-            <w:vAlign w:val="center"/>
-            <w:tcMar>
-              <w:top w:w="100" w:type="dxa"/>
-              <w:start w:w="120" w:type="dxa"/>
-              <w:bottom w:w="100" w:type="dxa"/>
-              <w:end w:w="120" w:type="dxa"/>
-            </w:tcMar>
-            <w:shd w:fill="D9E2F3"/>
-          </w:tcPr>
-          <w:p>
-            <w:pPr>
-              <w:spacing w:after="20"/>
-            </w:pPr>
-            <w:r>
-              <w:rPr>
-                <w:rFonts w:ascii="Microsoft YaHei" w:hAnsi="Microsoft YaHei"/>
-                <w:sz w:val="18"/>
-              </w:rPr>
               <w:t>版本</w:t>
             </w:r>
           </w:p>
@@ -193,7 +142,7 @@
               <w:bottom w:w="100" w:type="dxa"/>
               <w:end w:w="120" w:type="dxa"/>
             </w:tcMar>
-            <w:shd w:fill="EAF0F8"/>
+            <w:shd w:fill="D9E2F3"/>
           </w:tcPr>
           <w:p>
             <w:pPr>
@@ -244,7 +193,7 @@
               <w:bottom w:w="100" w:type="dxa"/>
               <w:end w:w="120" w:type="dxa"/>
             </w:tcMar>
-            <w:shd w:fill="D9E2F3"/>
+            <w:shd w:fill="EAF0F8"/>
           </w:tcPr>
           <w:p>
             <w:pPr>
@@ -295,7 +244,7 @@
               <w:bottom w:w="100" w:type="dxa"/>
               <w:end w:w="120" w:type="dxa"/>
             </w:tcMar>
-            <w:shd w:fill="EAF0F8"/>
+            <w:shd w:fill="D9E2F3"/>
           </w:tcPr>
           <w:p>
             <w:pPr>
@@ -346,7 +295,7 @@
               <w:bottom w:w="100" w:type="dxa"/>
               <w:end w:w="120" w:type="dxa"/>
             </w:tcMar>
-            <w:shd w:fill="D9E2F3"/>
+            <w:shd w:fill="EAF0F8"/>
           </w:tcPr>
           <w:p>
             <w:pPr>
@@ -397,7 +346,7 @@
               <w:bottom w:w="100" w:type="dxa"/>
               <w:end w:w="120" w:type="dxa"/>
             </w:tcMar>
-            <w:shd w:fill="EAF0F8"/>
+            <w:shd w:fill="D9E2F3"/>
           </w:tcPr>
           <w:p>
             <w:pPr>
@@ -448,7 +397,7 @@
               <w:bottom w:w="100" w:type="dxa"/>
               <w:end w:w="120" w:type="dxa"/>
             </w:tcMar>
-            <w:shd w:fill="D9E2F3"/>
+            <w:shd w:fill="EAF0F8"/>
           </w:tcPr>
           <w:p>
             <w:pPr>
@@ -499,7 +448,7 @@
               <w:bottom w:w="100" w:type="dxa"/>
               <w:end w:w="120" w:type="dxa"/>
             </w:tcMar>
-            <w:shd w:fill="EAF0F8"/>
+            <w:shd w:fill="D9E2F3"/>
           </w:tcPr>
           <w:p>
             <w:pPr>
@@ -534,7 +483,7 @@
                 <w:rFonts w:ascii="Microsoft YaHei" w:hAnsi="Microsoft YaHei"/>
                 <w:sz w:val="18"/>
               </w:rPr>
-              <w:t>FIN-002</w:t>
+              <w:t>《2026差旅费用标准》(NT-FINA-MAT-2026-002)</w:t>
             </w:r>
           </w:p>
         </w:tc>
@@ -560,51 +509,7 @@
     </w:p>
     <w:p>
       <w:r>
-        <w:rPr>
-          <w:b/>
-        </w:rPr>
-        <w:t>第 1 节控制说明</w:t>
-      </w:r>
-    </w:p>
-    <w:p>
-      <w:r>
-        <w:rPr>
-          <w:b/>
-        </w:rPr>
-        <w:t>规则条款：AI Summit期间上海住宿临时提高至800元/晚。该条款的适用对象、条件和证据应结合本章上下文判断，不得脱离有效版本单独引用。</w:t>
-      </w:r>
-    </w:p>
-    <w:p>
-      <w:r>
-        <w:rPr>
-          <w:b/>
-        </w:rPr>
-        <w:t>规则条款：临时800元仅2026-11-10至11-18有效。该条款的适用对象、条件和证据应结合本章上下文判断，不得脱离有效版本单独引用。</w:t>
-      </w:r>
-    </w:p>
-    <w:p>
-      <w:r>
-        <w:t>标准流程依次为受理、完整性检查、业务判断、授权决定、执行和归档。费用审核人提交住宿账单后，部门负责人先核对范围与前置条件，再在电子票夹记录结论；未通过的事项应一次性列明缺口。批准仅对载明的对象和期限有效，范围变化、金额跨档或关键条件变化时应重新进入审批。流程中的等待、退回和补正也属于办理过程，系统记录应保留原时间顺序，不得通过重新发起掩盖曾经的缺口。</w:t>
-      </w:r>
-    </w:p>
-    <w:p>
-      <w:r>
-        <w:t>遇到紧急情况，可使用本文件明确的例外路径，但不得据此降低实质控制。经办人应写明不能走标准流程的原因、风险缓解措施和恢复标准，由财务共享中心限定期限并复核。涉及超标准支出或职责冲突的事项不得口头追认；紧急办理结束后应补齐操作日志并登记复盘结论。例外决定只对本次载明事项有效，不自动形成惯例；同类例外反复出现时，应由归口部门评估是否修订制度。</w:t>
-      </w:r>
-    </w:p>
-    <w:p>
-      <w:r>
-        <w:t>费用审核应区分普通差旅住宿、长期派驻住宿补贴、驻场补助、海外住宿和会议临时住宿标准，分别核对出行性质、适用期限、费用来源和例外批准。</w:t>
-      </w:r>
-    </w:p>
-    <w:p>
-      <w:r>
-        <w:t>“通知范围”适用于围绕发票发生的申请、审核、执行和复核活动。本节所称有效记录，是指能够说明责任人、业务目的、适用期间、金额或权限范围以及最终决定的材料。财务共享中心应先确认对象和有效版本；口头沟通、聊天截图或历史表单均不能单独构成办理依据。如事项同时受多个制度约束，应先确定主责文件，再把其他文件作为补充条件列入办理清单，不能择一规避。</w:t>
-      </w:r>
-    </w:p>
-    <w:p>
-      <w:r>
-        <w:br w:type="page"/>
+        <w:t>标准流程依次为受理、完整性检查、业务判断、授权决定、执行和归档。费用审核人提交通知范围事项后，部门负责人先核对范围与前置条件，再在电子票夹记录结论；未通过的事项应一次性列明缺口。批准仅对载明的对象和期限有效，范围变化、金额跨档或关键条件变化时应重新进入审批。流程中的等待、退回和补正也属于办理过程，系统记录应保留原时间顺序，不得通过重新发起掩盖曾经的缺口。</w:t>
       </w:r>
     </w:p>
     <w:p>
@@ -620,7 +525,51 @@
         <w:rPr>
           <w:b/>
         </w:rPr>
-        <w:t>第 2 节控制说明</w:t>
+        <w:t>规则条款：AI Summit期间上海住宿临时提高至800元/晚。该条款的适用对象、条件和证据应结合本章上下文判断，不得脱离有效版本单独引用。</w:t>
+      </w:r>
+    </w:p>
+    <w:p>
+      <w:r>
+        <w:t>本通知规定的是会议临时住宿标准，不改变普通差旅住宿、海外住宿、长期派驻住宿补贴或驻场补助的适用边界。</w:t>
+      </w:r>
+    </w:p>
+    <w:p>
+      <w:r>
+        <w:t>遇到境外或异地场景，可使用本文件明确的例外路径，但不得据此降低实质控制。经办人应写明不能走标准流程的原因、风险缓解措施和恢复标准，由费用审核人限定期限并复核。涉及临时住宿标准的适用条件、责任边界或版本口径被混淆或职责冲突的事项不得口头追认；紧急办理结束后应补齐临时住宿标准办理记录并登记复盘结论。例外决定只对本次载明事项有效，不自动形成惯例；同类例外反复出现时，应由归口部门评估是否修订制度。</w:t>
+      </w:r>
+    </w:p>
+    <w:p>
+      <w:pPr>
+        <w:pStyle w:val="Heading1"/>
+      </w:pPr>
+      <w:r>
+        <w:t>有效期</w:t>
+      </w:r>
+    </w:p>
+    <w:p>
+      <w:r>
+        <w:rPr>
+          <w:b/>
+        </w:rPr>
+        <w:t>规则条款：临时800元仅2026-11-10至11-18有效。该条款的适用对象、条件和证据应结合本章上下文判断，不得脱离有效版本单独引用。</w:t>
+      </w:r>
+    </w:p>
+    <w:p>
+      <w:r>
+        <w:t>引用其他制度时，应同时记录文件编号、版本和生效日期；存在新旧口径差异的，以明确的替代、覆盖关系及事项发生时间判定。归档附件包括有效期事项原件、审批链、有效期办理记录、必要的核验截图和例外说明，并按预算控制台的保留规则存放。抽查样本中的无关批注、旧模板页眉和测试数据属于背景噪声，不得被当作正式规则或新的授权依据。附件索引应能从正文条款追溯到具体材料，复印件或导出件需标注来源；与结论无关的个人信息应按最小必要原则遮蔽。</w:t>
+      </w:r>
+    </w:p>
+    <w:p>
+      <w:r>
+        <w:br w:type="page"/>
+      </w:r>
+    </w:p>
+    <w:p>
+      <w:pPr>
+        <w:pStyle w:val="Heading1"/>
+      </w:pPr>
+      <w:r>
+        <w:t>不受影响的规则</w:t>
       </w:r>
     </w:p>
     <w:p>
@@ -633,22 +582,20 @@
     </w:p>
     <w:p>
       <w:r>
-        <w:t>遇到紧急情况，可使用本文件明确的例外路径，但不得据此降低实质控制。经办人应写明不能走标准流程的原因、风险缓解措施和恢复标准，由部门负责人限定期限并复核。涉及重复报销或职责冲突的事项不得口头追认；紧急办理结束后应补齐留痕附件并登记复盘结论。例外决定只对本次载明事项有效，不自动形成惯例；同类例外反复出现时，应由归口部门评估是否修订制度。</w:t>
+        <w:t>遇到系统短时不可用，可使用本文件明确的例外路径，但不得据此降低实质控制。经办人应写明不能走标准流程的原因、风险缓解措施和恢复标准，由预算负责人限定期限并复核。涉及不受影响的规则的适用条件、责任边界或版本口径被混淆或职责冲突的事项不得口头追认；紧急办理结束后应补齐不受影响的规则办理记录并登记复盘结论。例外决定只对本次载明事项有效，不自动形成惯例；同类例外反复出现时，应由归口部门评估是否修订制度。</w:t>
+      </w:r>
+    </w:p>
+    <w:p>
+      <w:pPr>
+        <w:pStyle w:val="Heading1"/>
+      </w:pPr>
+      <w:r>
+        <w:t>执行与咨询</w:t>
       </w:r>
     </w:p>
     <w:p>
       <w:r>
-        <w:t>引用其他制度时，应同时记录文件编号、版本和生效日期；存在新旧口径差异的，以明确的替代、覆盖关系及事项发生时间判定。归档附件包括出差申请原件、审批链、留痕附件、必要的核验截图和例外说明，并按预算控制台的保留规则存放。抽查样本中的无关批注、旧模板页眉和测试数据属于背景噪声，不得被当作正式规则或新的授权依据。附件索引应能从正文条款追溯到具体材料，复印件或导出件需标注来源；与结论无关的个人信息应按最小必要原则遮蔽。</w:t>
-      </w:r>
-    </w:p>
-    <w:p>
-      <w:r>
-        <w:t>“临时住宿标准”适用于围绕出差申请发生的申请、审核、执行和复核活动。本节所称有效记录，是指能够说明责任人、业务目的、适用期间、金额或权限范围以及最终决定的材料。部门负责人应先确认对象和有效版本；口头沟通、聊天截图或历史表单均不能单独构成办理依据。如事项同时受多个制度约束，应先确定主责文件，再把其他文件作为补充条件列入办理清单，不能择一规避。</w:t>
-      </w:r>
-    </w:p>
-    <w:p>
-      <w:r>
-        <w:t>职责分工上，出差人负责对例外原因进行书面说明并保证材料真实完整，预算负责人通过预算控制台实施系统留痕。申请、批准、执行与复核应由相互独立的角色承担；同一人员临时代办时，必须在时间线中写明授权来源、期限与后续复核人，避免因费用归属错误形成无人负责的控制空档。岗位变动、代理审批或跨组织协作不改变原职责边界；临时授权到期后，预算控制台应恢复常规责任链。</w:t>
+        <w:t>引用其他制度时，应同时记录文件编号、版本和生效日期；存在新旧口径差异的，以明确的替代、覆盖关系及事项发生时间判定。归档附件包括执行与咨询事项原件、审批链、执行与咨询办理记录、必要的核验截图和例外说明，并按预算控制台的保留规则存放。抽查样本中的无关批注、旧模板页眉和测试数据属于背景噪声，不得被当作正式规则或新的授权依据。附件索引应能从正文条款追溯到具体材料，复印件或导出件需标注来源；与结论无关的个人信息应按最小必要原则遮蔽。</w:t>
       </w:r>
     </w:p>
     <w:sectPr>
